--- a/ITERACIONES.docx
+++ b/ITERACIONES.docx
@@ -63,7 +63,15 @@
     </w:p>
     <w:p>
       <w:r>
-        <w:t>En el caso de la página index:</w:t>
+        <w:t xml:space="preserve">En el caso de la página </w:t>
+      </w:r>
+      <w:proofErr w:type="spellStart"/>
+      <w:r>
+        <w:t>index</w:t>
+      </w:r>
+      <w:proofErr w:type="spellEnd"/>
+      <w:r>
+        <w:t>:</w:t>
       </w:r>
     </w:p>
     <w:p>
@@ -84,7 +92,7 @@
                     <pic:cNvPicPr/>
                   </pic:nvPicPr>
                   <pic:blipFill>
-                    <a:blip r:embed="rId5"/>
+                    <a:blip r:embed="rId8"/>
                     <a:stretch>
                       <a:fillRect/>
                     </a:stretch>
@@ -115,15 +123,28 @@
     </w:p>
     <w:p>
       <w:r>
-        <w:t>En la página de soy centro, deja el color complementario verde de la versión anterior. Y reservamos el color complementario naranja para el resto de páginas</w:t>
-      </w:r>
+        <w:t xml:space="preserve">En la página de soy centro, deja el color complementario verde de la versión anterior. Y reservamos el color complementario naranja para el resto de </w:t>
+      </w:r>
+      <w:proofErr w:type="gramStart"/>
+      <w:r>
+        <w:t>páginas</w:t>
+      </w:r>
+      <w:proofErr w:type="gramEnd"/>
     </w:p>
     <w:p>
       <w:r>
         <w:t xml:space="preserve">Quita los botones de Si eres doctorando y Si eres Centro de debajo de </w:t>
       </w:r>
       <w:r>
-        <w:t>¿Qué es el Programa FPU?</w:t>
+        <w:t xml:space="preserve">¿Qué es el Programa </w:t>
+      </w:r>
+      <w:proofErr w:type="spellStart"/>
+      <w:r>
+        <w:t>FPU</w:t>
+      </w:r>
+      <w:proofErr w:type="spellEnd"/>
+      <w:r>
+        <w:t>?</w:t>
       </w:r>
     </w:p>
     <w:p>
@@ -134,7 +155,15 @@
         <w:t xml:space="preserve">de </w:t>
       </w:r>
       <w:r>
-        <w:t>¿Qué es el Programa FPU?</w:t>
+        <w:t xml:space="preserve">¿Qué es el Programa </w:t>
+      </w:r>
+      <w:proofErr w:type="spellStart"/>
+      <w:r>
+        <w:t>FPU</w:t>
+      </w:r>
+      <w:proofErr w:type="spellEnd"/>
+      <w:r>
+        <w:t>?</w:t>
       </w:r>
     </w:p>
     <w:p>
@@ -171,7 +200,7 @@
                     <pic:cNvPicPr/>
                   </pic:nvPicPr>
                   <pic:blipFill>
-                    <a:blip r:embed="rId6"/>
+                    <a:blip r:embed="rId9"/>
                     <a:stretch>
                       <a:fillRect/>
                     </a:stretch>
@@ -227,7 +256,23 @@
     </w:p>
     <w:p>
       <w:r>
-        <w:t>Añade más diseño a la página de Soy doctorando, intenta separar tanto texto en cajas por contenido o importancia, con un fondo diferenciado bien an azu claro o en el naranja semitransparente.</w:t>
+        <w:t xml:space="preserve">Añade más diseño a la página de Soy doctorando, intenta separar tanto texto en cajas por contenido o importancia, con un fondo diferenciado bien </w:t>
+      </w:r>
+      <w:proofErr w:type="spellStart"/>
+      <w:r>
+        <w:t>an</w:t>
+      </w:r>
+      <w:proofErr w:type="spellEnd"/>
+      <w:r>
+        <w:t xml:space="preserve"> </w:t>
+      </w:r>
+      <w:proofErr w:type="spellStart"/>
+      <w:r>
+        <w:t>azu</w:t>
+      </w:r>
+      <w:proofErr w:type="spellEnd"/>
+      <w:r>
+        <w:t xml:space="preserve"> claro o en el naranja semitransparente.</w:t>
       </w:r>
     </w:p>
     <w:p>
@@ -262,7 +307,15 @@
         </w:numPr>
       </w:pPr>
       <w:r>
-        <w:t>La segunda con el texto, con un fondo viñeteado semitransparente</w:t>
+        <w:t xml:space="preserve">La segunda con el texto, con un fondo </w:t>
+      </w:r>
+      <w:proofErr w:type="spellStart"/>
+      <w:r>
+        <w:t>viñeteado</w:t>
+      </w:r>
+      <w:proofErr w:type="spellEnd"/>
+      <w:r>
+        <w:t xml:space="preserve"> semitransparente</w:t>
       </w:r>
     </w:p>
     <w:p>
@@ -373,6 +426,147 @@
     </w:p>
     <w:p>
       <w:r>
+        <w:t>En todos los sitios:</w:t>
+      </w:r>
+    </w:p>
+    <w:p>
+      <w:pPr>
+        <w:pStyle w:val="Prrafodelista"/>
+        <w:numPr>
+          <w:ilvl w:val="0"/>
+          <w:numId w:val="4"/>
+        </w:numPr>
+      </w:pPr>
+      <w:r>
+        <w:t xml:space="preserve">Elimina las referencias la Plan </w:t>
+      </w:r>
+      <w:r>
+        <w:t>Estatal.</w:t>
+      </w:r>
+    </w:p>
+    <w:p>
+      <w:pPr>
+        <w:pStyle w:val="Prrafodelista"/>
+        <w:numPr>
+          <w:ilvl w:val="0"/>
+          <w:numId w:val="4"/>
+        </w:numPr>
+      </w:pPr>
+      <w:r>
+        <w:t xml:space="preserve">Si te refieres a Ramón y Cajal, habla del Programa Ramón y Cajal de la AEI, y si puedes enlázalo siempre a la web: </w:t>
+      </w:r>
+      <w:hyperlink r:id="rId10" w:history="1">
+        <w:r>
+          <w:rPr>
+            <w:rStyle w:val="Hipervnculo"/>
+          </w:rPr>
+          <w:t xml:space="preserve">Inicio </w:t>
+        </w:r>
+        <w:proofErr w:type="spellStart"/>
+        <w:r>
+          <w:rPr>
+            <w:rStyle w:val="Hipervnculo"/>
+          </w:rPr>
+          <w:t>RYC</w:t>
+        </w:r>
+        <w:proofErr w:type="spellEnd"/>
+        <w:r>
+          <w:rPr>
+            <w:rStyle w:val="Hipervnculo"/>
+          </w:rPr>
+          <w:t xml:space="preserve"> | Agencia Estatal de Investigación</w:t>
+        </w:r>
+      </w:hyperlink>
+    </w:p>
+    <w:p>
+      <w:pPr>
+        <w:pStyle w:val="Prrafodelista"/>
+        <w:numPr>
+          <w:ilvl w:val="0"/>
+          <w:numId w:val="4"/>
+        </w:numPr>
+      </w:pPr>
+      <w:r>
+        <w:t>Si hablas de otras convocatorias, enlázalas también a sus páginas web de la AEI</w:t>
+      </w:r>
+    </w:p>
+    <w:p>
+      <w:pPr>
+        <w:pStyle w:val="Prrafodelista"/>
+        <w:numPr>
+          <w:ilvl w:val="0"/>
+          <w:numId w:val="4"/>
+        </w:numPr>
+      </w:pPr>
+      <w:r>
+        <w:t xml:space="preserve">Quita todos los cierres de páginas (la parte de </w:t>
+      </w:r>
+      <w:r>
+        <w:t xml:space="preserve">debajo de cada página, en </w:t>
+      </w:r>
+      <w:proofErr w:type="spellStart"/>
+      <w:r>
+        <w:t>index</w:t>
+      </w:r>
+      <w:proofErr w:type="spellEnd"/>
+      <w:r>
+        <w:t xml:space="preserve">: </w:t>
+      </w:r>
+      <w:r>
+        <w:rPr>
+          <w:b/>
+          <w:bCs/>
+        </w:rPr>
+        <w:t>Agencia Estatal de Investigación</w:t>
+      </w:r>
+      <w:r>
+        <w:t xml:space="preserve"> · Ministerio de Ciencia, Innovación y Universidades. Las ayudas </w:t>
+      </w:r>
+      <w:proofErr w:type="spellStart"/>
+      <w:r>
+        <w:t>FPU</w:t>
+      </w:r>
+      <w:proofErr w:type="spellEnd"/>
+      <w:r>
+        <w:t xml:space="preserve"> forman parte del Programa Estatal de Recursos Humanos del Plan Estatal de Investigación Científica, Técnica y de Innovación 2024–2027.</w:t>
+      </w:r>
+      <w:r>
+        <w:t>)</w:t>
+      </w:r>
+    </w:p>
+    <w:p>
+      <w:pPr>
+        <w:rPr>
+          <w:b/>
+          <w:bCs/>
+        </w:rPr>
+      </w:pPr>
+      <w:r>
+        <w:rPr>
+          <w:b/>
+          <w:bCs/>
+        </w:rPr>
+        <w:t xml:space="preserve">PAGINA </w:t>
+      </w:r>
+      <w:proofErr w:type="spellStart"/>
+      <w:r>
+        <w:rPr>
+          <w:b/>
+          <w:bCs/>
+        </w:rPr>
+        <w:t>INDEX</w:t>
+      </w:r>
+      <w:proofErr w:type="spellEnd"/>
+      <w:r>
+        <w:rPr>
+          <w:b/>
+          <w:bCs/>
+        </w:rPr>
+        <w:t>:</w:t>
+      </w:r>
+    </w:p>
+    <w:p>
+      <w:r>
         <w:t>Secciones de cabecera:</w:t>
       </w:r>
     </w:p>
@@ -591,6 +785,407 @@
       </w:r>
       <w:r>
         <w:t>del centro en color naranja.</w:t>
+      </w:r>
+    </w:p>
+    <w:p>
+      <w:r>
+        <w:t xml:space="preserve">Sección </w:t>
+      </w:r>
+      <w:r>
+        <w:t>Fechas clave de la convocatoria 2026</w:t>
+      </w:r>
+    </w:p>
+    <w:p>
+      <w:pPr>
+        <w:pStyle w:val="Prrafodelista"/>
+        <w:numPr>
+          <w:ilvl w:val="0"/>
+          <w:numId w:val="4"/>
+        </w:numPr>
+      </w:pPr>
+      <w:r>
+        <w:t xml:space="preserve">Alinea las cajas informativas del proceso como solicitud… a la parte inferior de la caja blanca. </w:t>
+      </w:r>
+    </w:p>
+    <w:p>
+      <w:pPr>
+        <w:rPr>
+          <w:b/>
+          <w:bCs/>
+        </w:rPr>
+      </w:pPr>
+      <w:r>
+        <w:rPr>
+          <w:b/>
+          <w:bCs/>
+        </w:rPr>
+        <w:lastRenderedPageBreak/>
+        <w:t>PÁGINA SI ERES DOCTORANDO:</w:t>
+      </w:r>
+    </w:p>
+    <w:p>
+      <w:r>
+        <w:t xml:space="preserve">Sección </w:t>
+      </w:r>
+      <w:r>
+        <w:t>¿Puedes participar?</w:t>
+      </w:r>
+    </w:p>
+    <w:p>
+      <w:pPr>
+        <w:pStyle w:val="Prrafodelista"/>
+        <w:numPr>
+          <w:ilvl w:val="0"/>
+          <w:numId w:val="4"/>
+        </w:numPr>
+      </w:pPr>
+      <w:r>
+        <w:t xml:space="preserve">Cambia imagen, que sea distinta de la del </w:t>
+      </w:r>
+      <w:proofErr w:type="spellStart"/>
+      <w:r>
+        <w:t>index</w:t>
+      </w:r>
+      <w:proofErr w:type="spellEnd"/>
+    </w:p>
+    <w:p>
+      <w:r>
+        <w:t xml:space="preserve">Sección </w:t>
+      </w:r>
+      <w:r>
+        <w:t>Tu director o directora de tesis</w:t>
+      </w:r>
+    </w:p>
+    <w:p>
+      <w:pPr>
+        <w:pStyle w:val="Prrafodelista"/>
+        <w:numPr>
+          <w:ilvl w:val="0"/>
+          <w:numId w:val="4"/>
+        </w:numPr>
+      </w:pPr>
+      <w:r>
+        <w:t>Recorta la imagen a la altura de la caja del texto.</w:t>
+      </w:r>
+    </w:p>
+    <w:p>
+      <w:r>
+        <w:t>Adapta el formato de las siguientes secciones a la nueva estética de cajas con fondos de color</w:t>
+      </w:r>
+      <w:r>
+        <w:t xml:space="preserve"> y/</w:t>
+      </w:r>
+      <w:r>
+        <w:t xml:space="preserve">o columnas con foto: </w:t>
+      </w:r>
+    </w:p>
+    <w:p>
+      <w:pPr>
+        <w:pStyle w:val="Prrafodelista"/>
+        <w:numPr>
+          <w:ilvl w:val="0"/>
+          <w:numId w:val="4"/>
+        </w:numPr>
+      </w:pPr>
+      <w:r>
+        <w:t>Cómo es el procedimiento</w:t>
+      </w:r>
+    </w:p>
+    <w:p>
+      <w:pPr>
+        <w:pStyle w:val="Prrafodelista"/>
+        <w:numPr>
+          <w:ilvl w:val="0"/>
+          <w:numId w:val="4"/>
+        </w:numPr>
+      </w:pPr>
+      <w:r>
+        <w:t>Tus obligaciones docentes</w:t>
+      </w:r>
+    </w:p>
+    <w:p>
+      <w:pPr>
+        <w:pStyle w:val="Prrafodelista"/>
+        <w:numPr>
+          <w:ilvl w:val="0"/>
+          <w:numId w:val="4"/>
+        </w:numPr>
+      </w:pPr>
+      <w:r>
+        <w:t>Interrupciones y prórrogas</w:t>
+      </w:r>
+    </w:p>
+    <w:p>
+      <w:r>
+        <w:t xml:space="preserve">Sección </w:t>
+      </w:r>
+      <w:r>
+        <w:t>Fechas clave de la convocatoria 2026</w:t>
+      </w:r>
+    </w:p>
+    <w:p>
+      <w:pPr>
+        <w:pStyle w:val="Prrafodelista"/>
+        <w:numPr>
+          <w:ilvl w:val="0"/>
+          <w:numId w:val="4"/>
+        </w:numPr>
+      </w:pPr>
+      <w:r>
+        <w:t xml:space="preserve">Alinea las cajas informativas del proceso como solicitud… a la parte inferior de la caja blanca. </w:t>
+      </w:r>
+    </w:p>
+    <w:p>
+      <w:pPr>
+        <w:rPr>
+          <w:b/>
+          <w:bCs/>
+        </w:rPr>
+      </w:pPr>
+      <w:r>
+        <w:rPr>
+          <w:b/>
+          <w:bCs/>
+        </w:rPr>
+        <w:t>PÁGINA SI ERES CENTRO:</w:t>
+      </w:r>
+    </w:p>
+    <w:p>
+      <w:r>
+        <w:t xml:space="preserve">Sección </w:t>
+      </w:r>
+      <w:r>
+        <w:t>¿Tu centro puede ser entidad beneficiaria?</w:t>
+      </w:r>
+    </w:p>
+    <w:p>
+      <w:pPr>
+        <w:pStyle w:val="Prrafodelista"/>
+        <w:numPr>
+          <w:ilvl w:val="0"/>
+          <w:numId w:val="4"/>
+        </w:numPr>
+      </w:pPr>
+      <w:r>
+        <w:t xml:space="preserve">Haz las cajas </w:t>
+      </w:r>
+      <w:r>
+        <w:t xml:space="preserve">de la columna de la izquierda </w:t>
+      </w:r>
+      <w:r>
+        <w:t xml:space="preserve">con menos margen superior e inferior, para que el </w:t>
+      </w:r>
+      <w:r>
+        <w:t>alto</w:t>
+      </w:r>
+      <w:r>
+        <w:t xml:space="preserve"> total se ajuste al </w:t>
+      </w:r>
+      <w:r>
+        <w:t>alto de la foto de</w:t>
+      </w:r>
+      <w:r>
+        <w:t xml:space="preserve"> </w:t>
+      </w:r>
+      <w:r>
+        <w:t xml:space="preserve">la columna de la </w:t>
+      </w:r>
+      <w:r>
+        <w:t>derecha.</w:t>
+      </w:r>
+    </w:p>
+    <w:p>
+      <w:r>
+        <w:t xml:space="preserve">Adapta el formato de las siguientes secciones a la nueva estética de cajas con fondos de color y/o columnas con foto: </w:t>
+      </w:r>
+    </w:p>
+    <w:p>
+      <w:pPr>
+        <w:pStyle w:val="Prrafodelista"/>
+        <w:numPr>
+          <w:ilvl w:val="0"/>
+          <w:numId w:val="4"/>
+        </w:numPr>
+      </w:pPr>
+      <w:r>
+        <w:t>Procedimiento de solicitud</w:t>
+      </w:r>
+    </w:p>
+    <w:p>
+      <w:pPr>
+        <w:pStyle w:val="Prrafodelista"/>
+        <w:numPr>
+          <w:ilvl w:val="0"/>
+          <w:numId w:val="4"/>
+        </w:numPr>
+      </w:pPr>
+      <w:r>
+        <w:t>Justificación y seguimiento</w:t>
+      </w:r>
+    </w:p>
+    <w:p>
+      <w:pPr>
+        <w:pStyle w:val="Prrafodelista"/>
+        <w:numPr>
+          <w:ilvl w:val="0"/>
+          <w:numId w:val="4"/>
+        </w:numPr>
+      </w:pPr>
+      <w:r>
+        <w:t>Modificaciones de la resolución</w:t>
+      </w:r>
+    </w:p>
+    <w:p>
+      <w:r>
+        <w:t xml:space="preserve">Sección </w:t>
+      </w:r>
+      <w:r>
+        <w:t>Fechas clave de la convocatoria 2026</w:t>
+      </w:r>
+    </w:p>
+    <w:p>
+      <w:pPr>
+        <w:pStyle w:val="Prrafodelista"/>
+        <w:numPr>
+          <w:ilvl w:val="0"/>
+          <w:numId w:val="4"/>
+        </w:numPr>
+      </w:pPr>
+      <w:r>
+        <w:t xml:space="preserve">Alinea las cajas informativas del proceso como solicitud… a la parte inferior de la caja blanca. </w:t>
+      </w:r>
+    </w:p>
+    <w:p>
+      <w:r>
+        <w:t xml:space="preserve">Sección </w:t>
+      </w:r>
+      <w:r>
+        <w:t>Obligaciones de la entidad beneficiaria</w:t>
+      </w:r>
+    </w:p>
+    <w:p>
+      <w:pPr>
+        <w:pStyle w:val="Prrafodelista"/>
+        <w:numPr>
+          <w:ilvl w:val="0"/>
+          <w:numId w:val="4"/>
+        </w:numPr>
+      </w:pPr>
+      <w:r>
+        <w:t xml:space="preserve">Ajusta los cuatro recuadros en una única fila poniendo en cada </w:t>
+      </w:r>
+      <w:r>
+        <w:t>caja un encabezado de foto.</w:t>
+      </w:r>
+    </w:p>
+    <w:p>
+      <w:r>
+        <w:t xml:space="preserve">Sección </w:t>
+      </w:r>
+      <w:r>
+        <w:t>Gastos elegibles y cuantía</w:t>
+      </w:r>
+    </w:p>
+    <w:p>
+      <w:pPr>
+        <w:pStyle w:val="Prrafodelista"/>
+        <w:numPr>
+          <w:ilvl w:val="0"/>
+          <w:numId w:val="4"/>
+        </w:numPr>
+      </w:pPr>
+      <w:r>
+        <w:t>Columna</w:t>
+      </w:r>
+      <w:r>
+        <w:t xml:space="preserve"> importe justificad</w:t>
+      </w:r>
+      <w:r>
+        <w:t xml:space="preserve">a </w:t>
+      </w:r>
+      <w:r>
+        <w:t xml:space="preserve">a la </w:t>
+      </w:r>
+      <w:r>
+        <w:t>derecha</w:t>
+      </w:r>
+    </w:p>
+    <w:p>
+      <w:r>
+        <w:t>PÁGINA BUSCADOR DE GRUPOS</w:t>
+      </w:r>
+    </w:p>
+    <w:p>
+      <w:r>
+        <w:t xml:space="preserve">Sección </w:t>
+      </w:r>
+      <w:r>
+        <w:t>¿Quieres encontrar a quienes son referencia en tu tema de investigación?</w:t>
+      </w:r>
+    </w:p>
+    <w:p>
+      <w:pPr>
+        <w:pStyle w:val="Prrafodelista"/>
+        <w:numPr>
+          <w:ilvl w:val="0"/>
+          <w:numId w:val="4"/>
+        </w:numPr>
+      </w:pPr>
+      <w:r>
+        <w:lastRenderedPageBreak/>
+        <w:t>Bájala un poco para que haya espacio entre el banner y la sección</w:t>
+      </w:r>
+    </w:p>
+    <w:p>
+      <w:pPr>
+        <w:pStyle w:val="Prrafodelista"/>
+        <w:numPr>
+          <w:ilvl w:val="0"/>
+          <w:numId w:val="4"/>
+        </w:numPr>
+      </w:pPr>
+      <w:r>
+        <w:t xml:space="preserve">Recorta la imagen para que sea igual de alta que la caja del </w:t>
+      </w:r>
+      <w:proofErr w:type="spellStart"/>
+      <w:r>
+        <w:t>tecto</w:t>
+      </w:r>
+      <w:proofErr w:type="spellEnd"/>
+      <w:r>
+        <w:t xml:space="preserve"> de la columna de la izquierda.</w:t>
+      </w:r>
+    </w:p>
+    <w:p>
+      <w:pPr>
+        <w:pStyle w:val="Prrafodelista"/>
+        <w:numPr>
+          <w:ilvl w:val="0"/>
+          <w:numId w:val="4"/>
+        </w:numPr>
+      </w:pPr>
+      <w:r>
+        <w:t>Cambia la imagen a otra un poco más seria.</w:t>
+      </w:r>
+    </w:p>
+    <w:p>
+      <w:r>
+        <w:t xml:space="preserve">Sección </w:t>
+      </w:r>
+      <w:r>
+        <w:t>Cómo funcionará</w:t>
+      </w:r>
+    </w:p>
+    <w:p>
+      <w:pPr>
+        <w:pStyle w:val="Prrafodelista"/>
+        <w:numPr>
+          <w:ilvl w:val="0"/>
+          <w:numId w:val="4"/>
+        </w:numPr>
+      </w:pPr>
+      <w:r>
+        <w:t>Ajusta los cuatro recuadros en una única fila poniendo en cada caja un encabezado de foto.</w:t>
       </w:r>
     </w:p>
     <w:sectPr>
@@ -2126,6 +2721,29 @@
       <w:spacing w:val="5"/>
     </w:rPr>
   </w:style>
+  <w:style w:type="character" w:styleId="Hipervnculo">
+    <w:name w:val="Hyperlink"/>
+    <w:basedOn w:val="Fuentedeprrafopredeter"/>
+    <w:uiPriority w:val="99"/>
+    <w:unhideWhenUsed/>
+    <w:rsid w:val="00AA3456"/>
+    <w:rPr>
+      <w:color w:val="467886" w:themeColor="hyperlink"/>
+      <w:u w:val="single"/>
+    </w:rPr>
+  </w:style>
+  <w:style w:type="character" w:styleId="Mencinsinresolver">
+    <w:name w:val="Unresolved Mention"/>
+    <w:basedOn w:val="Fuentedeprrafopredeter"/>
+    <w:uiPriority w:val="99"/>
+    <w:semiHidden/>
+    <w:unhideWhenUsed/>
+    <w:rsid w:val="00AA3456"/>
+    <w:rPr>
+      <w:color w:val="605E5C"/>
+      <w:shd w:val="clear" w:color="auto" w:fill="E1DFDD"/>
+    </w:rPr>
+  </w:style>
 </w:styles>
 </file>
 
@@ -2422,4 +3040,269 @@
     </a:ext>
   </a:extLst>
 </a:theme>
+</file>
+
+<file path=customXml/item1.xml><?xml version="1.0" encoding="utf-8"?>
+<p:properties xmlns:p="http://schemas.microsoft.com/office/2006/metadata/properties" xmlns:xsi="http://www.w3.org/2001/XMLSchema-instance" xmlns:pc="http://schemas.microsoft.com/office/infopath/2007/PartnerControls">
+  <documentManagement>
+    <lcf76f155ced4ddcb4097134ff3c332f xmlns="cd7b0cb9-819c-472b-ac00-f0d01af66b27">
+      <Terms xmlns="http://schemas.microsoft.com/office/infopath/2007/PartnerControls"/>
+    </lcf76f155ced4ddcb4097134ff3c332f>
+    <TaxCatchAll xmlns="bc1e5928-6e8c-42d3-91a2-8f7656eef016" xsi:nil="true"/>
+  </documentManagement>
+</p:properties>
+</file>
+
+<file path=customXml/item2.xml><?xml version="1.0" encoding="utf-8"?>
+<?mso-contentType ?>
+<FormTemplates xmlns="http://schemas.microsoft.com/sharepoint/v3/contenttype/forms">
+  <Display>DocumentLibraryForm</Display>
+  <Edit>DocumentLibraryForm</Edit>
+  <New>DocumentLibraryForm</New>
+</FormTemplates>
+</file>
+
+<file path=customXml/item3.xml><?xml version="1.0" encoding="utf-8"?>
+<ct:contentTypeSchema xmlns:ct="http://schemas.microsoft.com/office/2006/metadata/contentType" xmlns:ma="http://schemas.microsoft.com/office/2006/metadata/properties/metaAttributes" ct:_="" ma:_="" ma:contentTypeName="Document" ma:contentTypeID="0x01010041FDF6977E4FD44B95D64B3FD69A58FF" ma:contentTypeVersion="13" ma:contentTypeDescription="Create a new document." ma:contentTypeScope="" ma:versionID="c11cd3839569403ce9b40e08d77bf0e8">
+  <xsd:schema xmlns:xsd="http://www.w3.org/2001/XMLSchema" xmlns:xs="http://www.w3.org/2001/XMLSchema" xmlns:p="http://schemas.microsoft.com/office/2006/metadata/properties" xmlns:ns2="cd7b0cb9-819c-472b-ac00-f0d01af66b27" xmlns:ns3="bc1e5928-6e8c-42d3-91a2-8f7656eef016" targetNamespace="http://schemas.microsoft.com/office/2006/metadata/properties" ma:root="true" ma:fieldsID="f572a4eb4579d60f41117100c5908176" ns2:_="" ns3:_="">
+    <xsd:import namespace="cd7b0cb9-819c-472b-ac00-f0d01af66b27"/>
+    <xsd:import namespace="bc1e5928-6e8c-42d3-91a2-8f7656eef016"/>
+    <xsd:element name="properties">
+      <xsd:complexType>
+        <xsd:sequence>
+          <xsd:element name="documentManagement">
+            <xsd:complexType>
+              <xsd:all>
+                <xsd:element ref="ns2:MediaServiceMetadata" minOccurs="0"/>
+                <xsd:element ref="ns2:MediaServiceFastMetadata" minOccurs="0"/>
+                <xsd:element ref="ns2:MediaServiceSearchProperties" minOccurs="0"/>
+                <xsd:element ref="ns2:MediaServiceObjectDetectorVersions" minOccurs="0"/>
+                <xsd:element ref="ns2:lcf76f155ced4ddcb4097134ff3c332f" minOccurs="0"/>
+                <xsd:element ref="ns3:TaxCatchAll" minOccurs="0"/>
+                <xsd:element ref="ns2:MediaServiceDateTaken" minOccurs="0"/>
+                <xsd:element ref="ns2:MediaServiceOCR" minOccurs="0"/>
+                <xsd:element ref="ns2:MediaServiceGenerationTime" minOccurs="0"/>
+                <xsd:element ref="ns2:MediaServiceEventHashCode" minOccurs="0"/>
+                <xsd:element ref="ns2:MediaLengthInSeconds" minOccurs="0"/>
+                <xsd:element ref="ns2:MediaServiceLocation" minOccurs="0"/>
+              </xsd:all>
+            </xsd:complexType>
+          </xsd:element>
+        </xsd:sequence>
+      </xsd:complexType>
+    </xsd:element>
+  </xsd:schema>
+  <xsd:schema xmlns:xsd="http://www.w3.org/2001/XMLSchema" xmlns:xs="http://www.w3.org/2001/XMLSchema" xmlns:dms="http://schemas.microsoft.com/office/2006/documentManagement/types" xmlns:pc="http://schemas.microsoft.com/office/infopath/2007/PartnerControls" targetNamespace="cd7b0cb9-819c-472b-ac00-f0d01af66b27" elementFormDefault="qualified">
+    <xsd:import namespace="http://schemas.microsoft.com/office/2006/documentManagement/types"/>
+    <xsd:import namespace="http://schemas.microsoft.com/office/infopath/2007/PartnerControls"/>
+    <xsd:element name="MediaServiceMetadata" ma:index="8" nillable="true" ma:displayName="MediaServiceMetadata" ma:hidden="true" ma:internalName="MediaServiceMetadata" ma:readOnly="true">
+      <xsd:simpleType>
+        <xsd:restriction base="dms:Note"/>
+      </xsd:simpleType>
+    </xsd:element>
+    <xsd:element name="MediaServiceFastMetadata" ma:index="9" nillable="true" ma:displayName="MediaServiceFastMetadata" ma:hidden="true" ma:internalName="MediaServiceFastMetadata" ma:readOnly="true">
+      <xsd:simpleType>
+        <xsd:restriction base="dms:Note"/>
+      </xsd:simpleType>
+    </xsd:element>
+    <xsd:element name="MediaServiceSearchProperties" ma:index="10" nillable="true" ma:displayName="MediaServiceSearchProperties" ma:hidden="true" ma:internalName="MediaServiceSearchProperties" ma:readOnly="true">
+      <xsd:simpleType>
+        <xsd:restriction base="dms:Note"/>
+      </xsd:simpleType>
+    </xsd:element>
+    <xsd:element name="MediaServiceObjectDetectorVersions" ma:index="11" nillable="true" ma:displayName="MediaServiceObjectDetectorVersions" ma:hidden="true" ma:indexed="true" ma:internalName="MediaServiceObjectDetectorVersions" ma:readOnly="true">
+      <xsd:simpleType>
+        <xsd:restriction base="dms:Text"/>
+      </xsd:simpleType>
+    </xsd:element>
+    <xsd:element name="lcf76f155ced4ddcb4097134ff3c332f" ma:index="13" nillable="true" ma:taxonomy="true" ma:internalName="lcf76f155ced4ddcb4097134ff3c332f" ma:taxonomyFieldName="MediaServiceImageTags" ma:displayName="Image Tags" ma:readOnly="false" ma:fieldId="{5cf76f15-5ced-4ddc-b409-7134ff3c332f}" ma:taxonomyMulti="true" ma:sspId="a48e1093-9b93-4154-8799-542bec461b69" ma:termSetId="09814cd3-568e-fe90-9814-8d621ff8fb84" ma:anchorId="fba54fb3-c3e1-fe81-a776-ca4b69148c4d" ma:open="true" ma:isKeyword="false">
+      <xsd:complexType>
+        <xsd:sequence>
+          <xsd:element ref="pc:Terms" minOccurs="0" maxOccurs="1"/>
+        </xsd:sequence>
+      </xsd:complexType>
+    </xsd:element>
+    <xsd:element name="MediaServiceDateTaken" ma:index="15" nillable="true" ma:displayName="MediaServiceDateTaken" ma:hidden="true" ma:indexed="true" ma:internalName="MediaServiceDateTaken" ma:readOnly="true">
+      <xsd:simpleType>
+        <xsd:restriction base="dms:Text"/>
+      </xsd:simpleType>
+    </xsd:element>
+    <xsd:element name="MediaServiceOCR" ma:index="16" nillable="true" ma:displayName="Extracted Text" ma:internalName="MediaServiceOCR" ma:readOnly="true">
+      <xsd:simpleType>
+        <xsd:restriction base="dms:Note">
+          <xsd:maxLength value="255"/>
+        </xsd:restriction>
+      </xsd:simpleType>
+    </xsd:element>
+    <xsd:element name="MediaServiceGenerationTime" ma:index="17" nillable="true" ma:displayName="MediaServiceGenerationTime" ma:hidden="true" ma:internalName="MediaServiceGenerationTime" ma:readOnly="true">
+      <xsd:simpleType>
+        <xsd:restriction base="dms:Text"/>
+      </xsd:simpleType>
+    </xsd:element>
+    <xsd:element name="MediaServiceEventHashCode" ma:index="18" nillable="true" ma:displayName="MediaServiceEventHashCode" ma:hidden="true" ma:internalName="MediaServiceEventHashCode" ma:readOnly="true">
+      <xsd:simpleType>
+        <xsd:restriction base="dms:Text"/>
+      </xsd:simpleType>
+    </xsd:element>
+    <xsd:element name="MediaLengthInSeconds" ma:index="19" nillable="true" ma:displayName="MediaLengthInSeconds" ma:hidden="true" ma:internalName="MediaLengthInSeconds" ma:readOnly="true">
+      <xsd:simpleType>
+        <xsd:restriction base="dms:Unknown"/>
+      </xsd:simpleType>
+    </xsd:element>
+    <xsd:element name="MediaServiceLocation" ma:index="20" nillable="true" ma:displayName="Location" ma:description="" ma:indexed="true" ma:internalName="MediaServiceLocation" ma:readOnly="true">
+      <xsd:simpleType>
+        <xsd:restriction base="dms:Text"/>
+      </xsd:simpleType>
+    </xsd:element>
+  </xsd:schema>
+  <xsd:schema xmlns:xsd="http://www.w3.org/2001/XMLSchema" xmlns:xs="http://www.w3.org/2001/XMLSchema" xmlns:dms="http://schemas.microsoft.com/office/2006/documentManagement/types" xmlns:pc="http://schemas.microsoft.com/office/infopath/2007/PartnerControls" targetNamespace="bc1e5928-6e8c-42d3-91a2-8f7656eef016" elementFormDefault="qualified">
+    <xsd:import namespace="http://schemas.microsoft.com/office/2006/documentManagement/types"/>
+    <xsd:import namespace="http://schemas.microsoft.com/office/infopath/2007/PartnerControls"/>
+    <xsd:element name="TaxCatchAll" ma:index="14" nillable="true" ma:displayName="Taxonomy Catch All Column" ma:hidden="true" ma:list="{d7d5e48d-ff52-4882-ac8f-6377fb9ff420}" ma:internalName="TaxCatchAll" ma:showField="CatchAllData" ma:web="bc1e5928-6e8c-42d3-91a2-8f7656eef016">
+      <xsd:complexType>
+        <xsd:complexContent>
+          <xsd:extension base="dms:MultiChoiceLookup">
+            <xsd:sequence>
+              <xsd:element name="Value" type="dms:Lookup" maxOccurs="unbounded" minOccurs="0" nillable="true"/>
+            </xsd:sequence>
+          </xsd:extension>
+        </xsd:complexContent>
+      </xsd:complexType>
+    </xsd:element>
+  </xsd:schema>
+  <xsd:schema xmlns="http://schemas.openxmlformats.org/package/2006/metadata/core-properties" xmlns:xsd="http://www.w3.org/2001/XMLSchema" xmlns:xsi="http://www.w3.org/2001/XMLSchema-instance" xmlns:dc="http://purl.org/dc/elements/1.1/" xmlns:dcterms="http://purl.org/dc/terms/" xmlns:odoc="http://schemas.microsoft.com/internal/obd" targetNamespace="http://schemas.openxmlformats.org/package/2006/metadata/core-properties" elementFormDefault="qualified" attributeFormDefault="unqualified" blockDefault="#all">
+    <xsd:import namespace="http://purl.org/dc/elements/1.1/" schemaLocation="http://dublincore.org/schemas/xmls/qdc/2003/04/02/dc.xsd"/>
+    <xsd:import namespace="http://purl.org/dc/terms/" schemaLocation="http://dublincore.org/schemas/xmls/qdc/2003/04/02/dcterms.xsd"/>
+    <xsd:element name="coreProperties" type="CT_coreProperties"/>
+    <xsd:complexType name="CT_coreProperties">
+      <xsd:all>
+        <xsd:element ref="dc:creator" minOccurs="0" maxOccurs="1"/>
+        <xsd:element ref="dcterms:created" minOccurs="0" maxOccurs="1"/>
+        <xsd:element ref="dc:identifier" minOccurs="0" maxOccurs="1"/>
+        <xsd:element name="contentType" minOccurs="0" maxOccurs="1" type="xsd:string" ma:index="0" ma:displayName="Content Type"/>
+        <xsd:element ref="dc:title" minOccurs="0" maxOccurs="1" ma:index="4" ma:displayName="Title"/>
+        <xsd:element ref="dc:subject" minOccurs="0" maxOccurs="1"/>
+        <xsd:element ref="dc:description" minOccurs="0" maxOccurs="1"/>
+        <xsd:element name="keywords" minOccurs="0" maxOccurs="1" type="xsd:string"/>
+        <xsd:element ref="dc:language" minOccurs="0" maxOccurs="1"/>
+        <xsd:element name="category" minOccurs="0" maxOccurs="1" type="xsd:string"/>
+        <xsd:element name="version" minOccurs="0" maxOccurs="1" type="xsd:string"/>
+        <xsd:element name="revision" minOccurs="0" maxOccurs="1" type="xsd:string">
+          <xsd:annotation>
+            <xsd:documentation>
+                        This value indicates the number of saves or revisions. The application is responsible for updating this value after each revision.
+                    </xsd:documentation>
+          </xsd:annotation>
+        </xsd:element>
+        <xsd:element name="lastModifiedBy" minOccurs="0" maxOccurs="1" type="xsd:string"/>
+        <xsd:element ref="dcterms:modified" minOccurs="0" maxOccurs="1"/>
+        <xsd:element name="contentStatus" minOccurs="0" maxOccurs="1" type="xsd:string"/>
+      </xsd:all>
+    </xsd:complexType>
+  </xsd:schema>
+  <xs:schema xmlns:pc="http://schemas.microsoft.com/office/infopath/2007/PartnerControls" xmlns:xs="http://www.w3.org/2001/XMLSchema" targetNamespace="http://schemas.microsoft.com/office/infopath/2007/PartnerControls" elementFormDefault="qualified" attributeFormDefault="unqualified">
+    <xs:element name="Person">
+      <xs:complexType>
+        <xs:sequence>
+          <xs:element ref="pc:DisplayName" minOccurs="0"/>
+          <xs:element ref="pc:AccountId" minOccurs="0"/>
+          <xs:element ref="pc:AccountType" minOccurs="0"/>
+        </xs:sequence>
+      </xs:complexType>
+    </xs:element>
+    <xs:element name="DisplayName" type="xs:string"/>
+    <xs:element name="AccountId" type="xs:string"/>
+    <xs:element name="AccountType" type="xs:string"/>
+    <xs:element name="BDCAssociatedEntity">
+      <xs:complexType>
+        <xs:sequence>
+          <xs:element ref="pc:BDCEntity" minOccurs="0" maxOccurs="unbounded"/>
+        </xs:sequence>
+        <xs:attribute ref="pc:EntityNamespace"/>
+        <xs:attribute ref="pc:EntityName"/>
+        <xs:attribute ref="pc:SystemInstanceName"/>
+        <xs:attribute ref="pc:AssociationName"/>
+      </xs:complexType>
+    </xs:element>
+    <xs:attribute name="EntityNamespace" type="xs:string"/>
+    <xs:attribute name="EntityName" type="xs:string"/>
+    <xs:attribute name="SystemInstanceName" type="xs:string"/>
+    <xs:attribute name="AssociationName" type="xs:string"/>
+    <xs:element name="BDCEntity">
+      <xs:complexType>
+        <xs:sequence>
+          <xs:element ref="pc:EntityDisplayName" minOccurs="0"/>
+          <xs:element ref="pc:EntityInstanceReference" minOccurs="0"/>
+          <xs:element ref="pc:EntityId1" minOccurs="0"/>
+          <xs:element ref="pc:EntityId2" minOccurs="0"/>
+          <xs:element ref="pc:EntityId3" minOccurs="0"/>
+          <xs:element ref="pc:EntityId4" minOccurs="0"/>
+          <xs:element ref="pc:EntityId5" minOccurs="0"/>
+        </xs:sequence>
+      </xs:complexType>
+    </xs:element>
+    <xs:element name="EntityDisplayName" type="xs:string"/>
+    <xs:element name="EntityInstanceReference" type="xs:string"/>
+    <xs:element name="EntityId1" type="xs:string"/>
+    <xs:element name="EntityId2" type="xs:string"/>
+    <xs:element name="EntityId3" type="xs:string"/>
+    <xs:element name="EntityId4" type="xs:string"/>
+    <xs:element name="EntityId5" type="xs:string"/>
+    <xs:element name="Terms">
+      <xs:complexType>
+        <xs:sequence>
+          <xs:element ref="pc:TermInfo" minOccurs="0" maxOccurs="unbounded"/>
+        </xs:sequence>
+      </xs:complexType>
+    </xs:element>
+    <xs:element name="TermInfo">
+      <xs:complexType>
+        <xs:sequence>
+          <xs:element ref="pc:TermName" minOccurs="0"/>
+          <xs:element ref="pc:TermId" minOccurs="0"/>
+        </xs:sequence>
+      </xs:complexType>
+    </xs:element>
+    <xs:element name="TermName" type="xs:string"/>
+    <xs:element name="TermId" type="xs:string"/>
+  </xs:schema>
+</ct:contentTypeSchema>
+</file>
+
+<file path=customXml/itemProps1.xml><?xml version="1.0" encoding="utf-8"?>
+<ds:datastoreItem xmlns:ds="http://schemas.openxmlformats.org/officeDocument/2006/customXml" ds:itemID="{11550B7A-95E8-4133-811B-5FC668449AB1}">
+  <ds:schemaRefs>
+    <ds:schemaRef ds:uri="http://schemas.microsoft.com/office/2006/metadata/properties"/>
+    <ds:schemaRef ds:uri="http://schemas.microsoft.com/office/infopath/2007/PartnerControls"/>
+    <ds:schemaRef ds:uri="cd7b0cb9-819c-472b-ac00-f0d01af66b27"/>
+    <ds:schemaRef ds:uri="bc1e5928-6e8c-42d3-91a2-8f7656eef016"/>
+  </ds:schemaRefs>
+</ds:datastoreItem>
+</file>
+
+<file path=customXml/itemProps2.xml><?xml version="1.0" encoding="utf-8"?>
+<ds:datastoreItem xmlns:ds="http://schemas.openxmlformats.org/officeDocument/2006/customXml" ds:itemID="{160953B6-17FB-4E7E-860A-714E3BF7C970}">
+  <ds:schemaRefs>
+    <ds:schemaRef ds:uri="http://schemas.microsoft.com/sharepoint/v3/contenttype/forms"/>
+  </ds:schemaRefs>
+</ds:datastoreItem>
+</file>
+
+<file path=customXml/itemProps3.xml><?xml version="1.0" encoding="utf-8"?>
+<ds:datastoreItem xmlns:ds="http://schemas.openxmlformats.org/officeDocument/2006/customXml" ds:itemID="{D0077B49-180E-4FA3-B4EB-8B92EFA95AD1}">
+  <ds:schemaRefs>
+    <ds:schemaRef ds:uri="http://schemas.microsoft.com/office/2006/metadata/contentType"/>
+    <ds:schemaRef ds:uri="http://schemas.microsoft.com/office/2006/metadata/properties/metaAttributes"/>
+    <ds:schemaRef ds:uri="http://www.w3.org/2001/XMLSchema"/>
+    <ds:schemaRef ds:uri="http://schemas.microsoft.com/office/2006/metadata/properties"/>
+    <ds:schemaRef ds:uri="cd7b0cb9-819c-472b-ac00-f0d01af66b27"/>
+    <ds:schemaRef ds:uri="bc1e5928-6e8c-42d3-91a2-8f7656eef016"/>
+    <ds:schemaRef ds:uri="http://schemas.microsoft.com/office/2006/documentManagement/types"/>
+    <ds:schemaRef ds:uri="http://schemas.microsoft.com/office/infopath/2007/PartnerControls"/>
+    <ds:schemaRef ds:uri="http://schemas.openxmlformats.org/package/2006/metadata/core-properties"/>
+    <ds:schemaRef ds:uri="http://purl.org/dc/elements/1.1/"/>
+    <ds:schemaRef ds:uri="http://purl.org/dc/terms/"/>
+    <ds:schemaRef ds:uri="http://schemas.microsoft.com/internal/obd"/>
+  </ds:schemaRefs>
+</ds:datastoreItem>
 </file>